--- a/assets/downloads/simulation-31/personnel-equipment-and-moulage.docx
+++ b/assets/downloads/simulation-31/personnel-equipment-and-moulage.docx
@@ -17,17 +17,6 @@
         <w:rPr>
           <w:rFonts w:ascii="Aptos" w:eastAsia="Aptos" w:hAnsi="Aptos" w:cs="Aptos"/>
           <w:color w:val="000000"/>
-          <w:sz w:val="40"/>
-          <w:szCs w:val="40"/>
-        </w:rPr>
-        <w:t/>
-      </w:r>
-      <w:r>
-        <w:rPr>
-          <w:rFonts w:ascii="Aptos" w:eastAsia="Aptos" w:hAnsi="Aptos" w:cs="Aptos"/>
-          <w:color w:val="000000"/>
-          <w:sz w:val="40"/>
-          <w:szCs w:val="40"/>
         </w:rPr>
         <w:t>Personnel, Equipment, and Moulage</w:t>
       </w:r>
@@ -44,7 +33,6 @@
       </w:pPr>
       <w:r>
         <w:rPr>
-          <w:rFonts w:ascii="Aptos" w:hAnsi="Aptos" w:cs="Aptos" w:eastAsia="Aptos"/>
           <w:color w:val="000000"/>
           <w:sz w:val="24"/>
           <w:szCs w:val="24"/>
@@ -64,7 +52,6 @@
       </w:pPr>
       <w:r>
         <w:rPr>
-          <w:rFonts w:ascii="Aptos" w:hAnsi="Aptos" w:cs="Aptos" w:eastAsia="Aptos"/>
           <w:color w:val="000000"/>
           <w:sz w:val="24"/>
           <w:szCs w:val="24"/>
@@ -73,7 +60,6 @@
       </w:r>
       <w:r>
         <w:rPr>
-          <w:rFonts w:ascii="Aptos" w:hAnsi="Aptos" w:cs="Aptos" w:eastAsia="Aptos"/>
           <w:color w:val="000000"/>
           <w:sz w:val="24"/>
           <w:szCs w:val="24"/>
@@ -82,7 +68,6 @@
       </w:r>
       <w:r>
         <w:rPr>
-          <w:rFonts w:ascii="Aptos" w:hAnsi="Aptos" w:cs="Aptos" w:eastAsia="Aptos"/>
           <w:color w:val="000000"/>
           <w:sz w:val="24"/>
           <w:szCs w:val="24"/>
@@ -91,7 +76,6 @@
       </w:r>
       <w:r>
         <w:rPr>
-          <w:rFonts w:ascii="Aptos" w:hAnsi="Aptos" w:cs="Aptos" w:eastAsia="Aptos"/>
           <w:color w:val="000000"/>
           <w:sz w:val="24"/>
           <w:szCs w:val="24"/>
@@ -100,7 +84,6 @@
       </w:r>
       <w:r>
         <w:rPr>
-          <w:rFonts w:ascii="Aptos" w:hAnsi="Aptos" w:cs="Aptos" w:eastAsia="Aptos"/>
           <w:color w:val="000000"/>
           <w:sz w:val="24"/>
           <w:szCs w:val="24"/>
@@ -109,7 +92,6 @@
       </w:r>
       <w:r>
         <w:rPr>
-          <w:rFonts w:ascii="Aptos" w:hAnsi="Aptos" w:cs="Aptos" w:eastAsia="Aptos"/>
           <w:color w:val="000000"/>
           <w:sz w:val="24"/>
           <w:szCs w:val="24"/>
@@ -118,7 +100,6 @@
       </w:r>
       <w:r>
         <w:rPr>
-          <w:rFonts w:ascii="Aptos" w:hAnsi="Aptos" w:cs="Aptos" w:eastAsia="Aptos"/>
           <w:color w:val="000000"/>
           <w:sz w:val="24"/>
           <w:szCs w:val="24"/>
@@ -127,7 +108,6 @@
       </w:r>
       <w:r>
         <w:rPr>
-          <w:rFonts w:ascii="Aptos" w:hAnsi="Aptos" w:cs="Aptos" w:eastAsia="Aptos"/>
           <w:color w:val="000000"/>
           <w:sz w:val="24"/>
           <w:szCs w:val="24"/>
@@ -136,7 +116,6 @@
       </w:r>
       <w:r>
         <w:rPr>
-          <w:rFonts w:ascii="Aptos" w:hAnsi="Aptos" w:cs="Aptos" w:eastAsia="Aptos"/>
           <w:color w:val="000000"/>
           <w:sz w:val="24"/>
           <w:szCs w:val="24"/>
@@ -145,7 +124,6 @@
       </w:r>
       <w:r>
         <w:rPr>
-          <w:rFonts w:ascii="Aptos" w:hAnsi="Aptos" w:cs="Aptos" w:eastAsia="Aptos"/>
           <w:color w:val="000000"/>
           <w:sz w:val="24"/>
           <w:szCs w:val="24"/>
@@ -154,7 +132,6 @@
       </w:r>
       <w:r>
         <w:rPr>
-          <w:rFonts w:ascii="Aptos" w:hAnsi="Aptos" w:cs="Aptos" w:eastAsia="Aptos"/>
           <w:color w:val="000000"/>
           <w:sz w:val="24"/>
           <w:szCs w:val="24"/>
@@ -163,7 +140,6 @@
       </w:r>
       <w:r>
         <w:rPr>
-          <w:rFonts w:ascii="Aptos" w:hAnsi="Aptos" w:cs="Aptos" w:eastAsia="Aptos"/>
           <w:color w:val="000000"/>
           <w:sz w:val="24"/>
           <w:szCs w:val="24"/>
@@ -172,7 +148,6 @@
       </w:r>
       <w:r>
         <w:rPr>
-          <w:rFonts w:ascii="Aptos" w:hAnsi="Aptos" w:cs="Aptos" w:eastAsia="Aptos"/>
           <w:color w:val="000000"/>
           <w:sz w:val="24"/>
           <w:szCs w:val="24"/>
@@ -181,7 +156,6 @@
       </w:r>
       <w:r>
         <w:rPr>
-          <w:rFonts w:ascii="Aptos" w:hAnsi="Aptos" w:cs="Aptos" w:eastAsia="Aptos"/>
           <w:color w:val="000000"/>
           <w:sz w:val="24"/>
           <w:szCs w:val="24"/>
@@ -190,7 +164,6 @@
       </w:r>
       <w:r>
         <w:rPr>
-          <w:rFonts w:ascii="Aptos" w:hAnsi="Aptos" w:cs="Aptos" w:eastAsia="Aptos"/>
           <w:color w:val="000000"/>
           <w:sz w:val="24"/>
           <w:szCs w:val="24"/>
@@ -199,7 +172,6 @@
       </w:r>
       <w:r>
         <w:rPr>
-          <w:rFonts w:ascii="Aptos" w:hAnsi="Aptos" w:cs="Aptos" w:eastAsia="Aptos"/>
           <w:color w:val="000000"/>
           <w:sz w:val="24"/>
           <w:szCs w:val="24"/>
@@ -208,7 +180,6 @@
       </w:r>
       <w:r>
         <w:rPr>
-          <w:rFonts w:ascii="Aptos" w:hAnsi="Aptos" w:cs="Aptos" w:eastAsia="Aptos"/>
           <w:color w:val="000000"/>
           <w:sz w:val="24"/>
           <w:szCs w:val="24"/>
@@ -217,7 +188,6 @@
       </w:r>
       <w:r>
         <w:rPr>
-          <w:rFonts w:ascii="Aptos" w:hAnsi="Aptos" w:cs="Aptos" w:eastAsia="Aptos"/>
           <w:color w:val="000000"/>
           <w:sz w:val="24"/>
           <w:szCs w:val="24"/>
@@ -226,7 +196,6 @@
       </w:r>
       <w:r>
         <w:rPr>
-          <w:rFonts w:ascii="Aptos" w:hAnsi="Aptos" w:cs="Aptos" w:eastAsia="Aptos"/>
           <w:color w:val="000000"/>
           <w:sz w:val="24"/>
           <w:szCs w:val="24"/>
@@ -235,7 +204,6 @@
       </w:r>
       <w:r>
         <w:rPr>
-          <w:rFonts w:ascii="Aptos" w:hAnsi="Aptos" w:cs="Aptos" w:eastAsia="Aptos"/>
           <w:color w:val="000000"/>
           <w:sz w:val="24"/>
           <w:szCs w:val="24"/>
@@ -244,7 +212,6 @@
       </w:r>
       <w:r>
         <w:rPr>
-          <w:rFonts w:ascii="Aptos" w:hAnsi="Aptos" w:cs="Aptos" w:eastAsia="Aptos"/>
           <w:color w:val="000000"/>
           <w:sz w:val="24"/>
           <w:szCs w:val="24"/>
@@ -253,7 +220,6 @@
       </w:r>
       <w:r>
         <w:rPr>
-          <w:rFonts w:ascii="Aptos" w:hAnsi="Aptos" w:cs="Aptos" w:eastAsia="Aptos"/>
           <w:color w:val="000000"/>
           <w:sz w:val="24"/>
           <w:szCs w:val="24"/>
@@ -262,7 +228,6 @@
       </w:r>
       <w:r>
         <w:rPr>
-          <w:rFonts w:ascii="Aptos" w:hAnsi="Aptos" w:cs="Aptos" w:eastAsia="Aptos"/>
           <w:color w:val="000000"/>
           <w:sz w:val="24"/>
           <w:szCs w:val="24"/>
@@ -271,7 +236,6 @@
       </w:r>
       <w:r>
         <w:rPr>
-          <w:rFonts w:ascii="Aptos" w:hAnsi="Aptos" w:cs="Aptos" w:eastAsia="Aptos"/>
           <w:color w:val="000000"/>
           <w:sz w:val="24"/>
           <w:szCs w:val="24"/>
@@ -280,7 +244,6 @@
       </w:r>
       <w:r>
         <w:rPr>
-          <w:rFonts w:ascii="Aptos" w:hAnsi="Aptos" w:cs="Aptos" w:eastAsia="Aptos"/>
           <w:color w:val="000000"/>
           <w:sz w:val="24"/>
           <w:szCs w:val="24"/>
@@ -289,7 +252,6 @@
       </w:r>
       <w:r>
         <w:rPr>
-          <w:rFonts w:ascii="Aptos" w:hAnsi="Aptos" w:cs="Aptos" w:eastAsia="Aptos"/>
           <w:color w:val="000000"/>
           <w:sz w:val="24"/>
           <w:szCs w:val="24"/>
@@ -309,16 +271,6 @@
       </w:pPr>
       <w:r>
         <w:rPr>
-          <w:rFonts w:ascii="Aptos" w:hAnsi="Aptos" w:cs="Aptos" w:eastAsia="Aptos"/>
-          <w:color w:val="000000"/>
-          <w:sz w:val="24"/>
-          <w:szCs w:val="24"/>
-        </w:rPr>
-        <w:t/>
-      </w:r>
-      <w:r>
-        <w:rPr>
-          <w:rFonts w:ascii="Aptos" w:hAnsi="Aptos" w:cs="Aptos" w:eastAsia="Aptos"/>
           <w:color w:val="000000"/>
           <w:sz w:val="24"/>
           <w:szCs w:val="24"/>
@@ -339,30 +291,13 @@
           <w:color w:val="000000"/>
           <w:sz w:val="24"/>
           <w:szCs w:val="24"/>
-          <w:rPrChange w:id="181" w:author="Anna Seaman" w:date="2026-08-11T17:36:00Z" w16du:dateUtc="2026-08-11T22:36:00Z">
-            <w:rPr/>
-          </w:rPrChange>
         </w:rPr>
-        <w:pPrChange w:id="182" w:author="Anna Seaman" w:date="2026-08-11T17:36:00Z" w16du:dateUtc="2026-08-11T22:36:00Z">
-          <w:pPr>
-            <w:pStyle w:val="ListParagraph"/>
-            <w:numPr>
-              <w:numId w:val="5"/>
-            </w:numPr>
-            <w:spacing w:after="0" w:line="480" w:lineRule="auto"/>
-            <w:ind w:left="0"/>
-          </w:pPr>
-        </w:pPrChange>
       </w:pPr>
       <w:r>
         <w:rPr>
-          <w:rFonts w:ascii="Aptos" w:hAnsi="Aptos" w:cs="Aptos" w:eastAsia="Aptos"/>
           <w:color w:val="000000"/>
           <w:sz w:val="24"/>
           <w:szCs w:val="24"/>
-          <w:rPrChange w:id="183" w:author="Anna Seaman" w:date="2026-08-11T17:36:00Z" w16du:dateUtc="2026-08-11T22:36:00Z">
-            <w:rPr/>
-          </w:rPrChange>
         </w:rPr>
         <w:t>Computer</w:t>
       </w:r>
@@ -380,30 +315,13 @@
           <w:color w:val="000000"/>
           <w:sz w:val="24"/>
           <w:szCs w:val="24"/>
-          <w:rPrChange w:id="184" w:author="Anna Seaman" w:date="2026-08-11T17:36:00Z" w16du:dateUtc="2026-08-11T22:36:00Z">
-            <w:rPr/>
-          </w:rPrChange>
         </w:rPr>
-        <w:pPrChange w:id="185" w:author="Anna Seaman" w:date="2026-08-11T17:36:00Z" w16du:dateUtc="2026-08-11T22:36:00Z">
-          <w:pPr>
-            <w:pStyle w:val="ListParagraph"/>
-            <w:numPr>
-              <w:numId w:val="5"/>
-            </w:numPr>
-            <w:spacing w:after="0" w:line="480" w:lineRule="auto"/>
-            <w:ind w:left="0"/>
-          </w:pPr>
-        </w:pPrChange>
       </w:pPr>
       <w:r>
         <w:rPr>
-          <w:rFonts w:ascii="Aptos" w:hAnsi="Aptos" w:cs="Aptos" w:eastAsia="Aptos"/>
           <w:color w:val="000000"/>
           <w:sz w:val="24"/>
           <w:szCs w:val="24"/>
-          <w:rPrChange w:id="186" w:author="Anna Seaman" w:date="2026-08-11T17:36:00Z" w16du:dateUtc="2026-08-11T22:36:00Z">
-            <w:rPr/>
-          </w:rPrChange>
         </w:rPr>
         <w:t>Projector and screen</w:t>
       </w:r>
@@ -421,60 +339,35 @@
           <w:color w:val="000000"/>
           <w:sz w:val="24"/>
           <w:szCs w:val="24"/>
-          <w:rPrChange w:id="187" w:author="Anna Seaman" w:date="2026-08-11T17:36:00Z" w16du:dateUtc="2026-08-11T22:36:00Z">
-            <w:rPr/>
-          </w:rPrChange>
         </w:rPr>
-        <w:pPrChange w:id="188" w:author="Anna Seaman" w:date="2026-08-11T17:36:00Z" w16du:dateUtc="2026-08-11T22:36:00Z">
-          <w:pPr>
-            <w:pStyle w:val="ListParagraph"/>
-            <w:numPr>
-              <w:numId w:val="5"/>
-            </w:numPr>
-            <w:spacing w:after="0" w:line="480" w:lineRule="auto"/>
-            <w:ind w:left="0"/>
-          </w:pPr>
-        </w:pPrChange>
       </w:pPr>
       <w:r>
         <w:rPr>
-          <w:rFonts w:ascii="Aptos" w:hAnsi="Aptos" w:cs="Aptos" w:eastAsia="Aptos"/>
           <w:color w:val="000000"/>
           <w:sz w:val="24"/>
           <w:szCs w:val="24"/>
-          <w:rPrChange w:id="189" w:author="Anna Seaman" w:date="2026-08-11T17:36:00Z" w16du:dateUtc="2026-08-11T22:36:00Z">
-            <w:rPr/>
-          </w:rPrChange>
         </w:rPr>
         <w:t xml:space="preserve">Small budget (e.g., up to $10 </w:t>
       </w:r>
       <w:r>
         <w:rPr>
-          <w:rFonts w:ascii="Aptos" w:hAnsi="Aptos" w:cs="Aptos" w:eastAsia="Aptos"/>
           <w:color w:val="000000"/>
           <w:sz w:val="24"/>
           <w:szCs w:val="24"/>
-          <w:rPrChange w:id="190" w:author="Anna Seaman" w:date="2026-08-11T17:36:00Z" w16du:dateUtc="2026-08-11T22:36:00Z">
-            <w:rPr/>
-          </w:rPrChange>
         </w:rPr>
         <w:t xml:space="preserve">per </w:t>
       </w:r>
       <w:r>
         <w:rPr>
-          <w:rFonts w:ascii="Aptos" w:hAnsi="Aptos" w:cs="Aptos" w:eastAsia="Aptos"/>
           <w:color w:val="000000"/>
           <w:sz w:val="24"/>
           <w:szCs w:val="24"/>
-          <w:rPrChange w:id="191" w:author="Anna Seaman" w:date="2026-08-11T17:36:00Z" w16du:dateUtc="2026-08-11T22:36:00Z">
-            <w:rPr/>
-          </w:rPrChange>
         </w:rPr>
         <w:t>group) if students want to create a handout or other material</w:t>
       </w:r>
     </w:p>
     <w:sectPr>
-      <w:footerReference w:type="default" r:id="rId14"/>
+      <w:footerReference w:type="default" r:id="rId8"/>
       <w:pgSz w:w="12240" w:h="15840"/>
       <w:pgMar w:top="1440" w:right="1440" w:bottom="1440" w:left="1440" w:header="706" w:footer="706" w:gutter="0"/>
       <w:cols w:space="720"/>
@@ -484,42 +377,6 @@
 </w:document>
 </file>
 
-<file path=word/comments.xml><?xml version="1.0" encoding="utf-8"?>
-<w:comments xmlns:wpc="http://schemas.microsoft.com/office/word/2010/wordprocessingCanvas" xmlns:cx="http://schemas.microsoft.com/office/drawing/2014/chartex" xmlns:cx1="http://schemas.microsoft.com/office/drawing/2015/9/8/chartex" xmlns:cx2="http://schemas.microsoft.com/office/drawing/2015/10/21/chartex" xmlns:cx3="http://schemas.microsoft.com/office/drawing/2016/5/9/chartex" xmlns:cx4="http://schemas.microsoft.com/office/drawing/2016/5/10/chartex" xmlns:cx5="http://schemas.microsoft.com/office/drawing/2016/5/11/chartex" xmlns:cx6="http://schemas.microsoft.com/office/drawing/2016/5/12/chartex" xmlns:cx7="http://schemas.microsoft.com/office/drawing/2016/5/13/chartex" xmlns:cx8="http://schemas.microsoft.com/office/drawing/2016/5/14/chartex" xmlns:mc="http://schemas.openxmlformats.org/markup-compatibility/2006" xmlns:aink="http://schemas.microsoft.com/office/drawing/2016/ink" xmlns:am3d="http://schemas.microsoft.com/office/drawing/2017/model3d" xmlns:o="urn:schemas-microsoft-com:office:office" xmlns:oel="http://schemas.microsoft.com/office/2019/extlst" xmlns:r="http://schemas.openxmlformats.org/officeDocument/2006/relationships" xmlns:m="http://schemas.openxmlformats.org/officeDocument/2006/math" xmlns:v="urn:schemas-microsoft-com:vml" xmlns:wp14="http://schemas.microsoft.com/office/word/2010/wordprocessingDrawing" xmlns:wp="http://schemas.openxmlformats.org/drawingml/2006/wordprocessingDrawing" xmlns:w10="urn:schemas-microsoft-com:office:word" xmlns:w="http://schemas.openxmlformats.org/wordprocessingml/2006/main" xmlns:w14="http://schemas.microsoft.com/office/word/2010/wordml" xmlns:w15="http://schemas.microsoft.com/office/word/2012/wordml" xmlns:w16cex="http://schemas.microsoft.com/office/word/2018/wordml/cex" xmlns:w16cid="http://schemas.microsoft.com/office/word/2016/wordml/cid" xmlns:w16="http://schemas.microsoft.com/office/word/2018/wordml" xmlns:w16du="http://schemas.microsoft.com/office/word/2023/wordml/word16du" xmlns:w16sdtdh="http://schemas.microsoft.com/office/word/2020/wordml/sdtdatahash" xmlns:w16sdtfl="http://schemas.microsoft.com/office/word/2024/wordml/sdtformatlock" xmlns:w16se="http://schemas.microsoft.com/office/word/2015/wordml/symex" xmlns:wpg="http://schemas.microsoft.com/office/word/2010/wordprocessingGroup" xmlns:wpi="http://schemas.microsoft.com/office/word/2010/wordprocessingInk" xmlns:wne="http://schemas.microsoft.com/office/word/2006/wordml" xmlns:wps="http://schemas.microsoft.com/office/word/2010/wordprocessingShape" mc:Ignorable="w14 w15 w16se w16cid w16 w16cex w16sdtdh w16sdtfl w16du wp14">
-  <w:comment w:id="344" w:author="ED" w:date="2026-05-22T23:15:00Z" w:initials="ED">
-    <w:p>
-      <w:pPr>
-        <w:pStyle w:val="CommentText"/>
-      </w:pPr>
-      <w:r>
-        <w:rPr>
-          <w:rStyle w:val="CommentReference"/>
-        </w:rPr>
-        <w:annotationRef/>
-      </w:r>
-      <w:r>
-        <w:rPr>
-          <w:rFonts w:ascii="Aptos" w:hAnsi="Aptos" w:eastAsia="Aptos" w:cs="Aptos"/>
-        </w:rPr>
-        <w:t>Comp: Set as sublist</w:t>
-      </w:r>
-    </w:p>
-  </w:comment>
-</w:comments>
-</file>
-
-<file path=word/commentsExtended.xml><?xml version="1.0" encoding="utf-8"?>
-<w15:commentsEx xmlns:wpc="http://schemas.microsoft.com/office/word/2010/wordprocessingCanvas" xmlns:cx="http://schemas.microsoft.com/office/drawing/2014/chartex" xmlns:cx1="http://schemas.microsoft.com/office/drawing/2015/9/8/chartex" xmlns:cx2="http://schemas.microsoft.com/office/drawing/2015/10/21/chartex" xmlns:cx3="http://schemas.microsoft.com/office/drawing/2016/5/9/chartex" xmlns:cx4="http://schemas.microsoft.com/office/drawing/2016/5/10/chartex" xmlns:cx5="http://schemas.microsoft.com/office/drawing/2016/5/11/chartex" xmlns:cx6="http://schemas.microsoft.com/office/drawing/2016/5/12/chartex" xmlns:cx7="http://schemas.microsoft.com/office/drawing/2016/5/13/chartex" xmlns:cx8="http://schemas.microsoft.com/office/drawing/2016/5/14/chartex" xmlns:mc="http://schemas.openxmlformats.org/markup-compatibility/2006" xmlns:aink="http://schemas.microsoft.com/office/drawing/2016/ink" xmlns:am3d="http://schemas.microsoft.com/office/drawing/2017/model3d" xmlns:o="urn:schemas-microsoft-com:office:office" xmlns:oel="http://schemas.microsoft.com/office/2019/extlst" xmlns:r="http://schemas.openxmlformats.org/officeDocument/2006/relationships" xmlns:m="http://schemas.openxmlformats.org/officeDocument/2006/math" xmlns:v="urn:schemas-microsoft-com:vml" xmlns:wp14="http://schemas.microsoft.com/office/word/2010/wordprocessingDrawing" xmlns:wp="http://schemas.openxmlformats.org/drawingml/2006/wordprocessingDrawing" xmlns:w10="urn:schemas-microsoft-com:office:word" xmlns:w="http://schemas.openxmlformats.org/wordprocessingml/2006/main" xmlns:w14="http://schemas.microsoft.com/office/word/2010/wordml" xmlns:w15="http://schemas.microsoft.com/office/word/2012/wordml" xmlns:w16cex="http://schemas.microsoft.com/office/word/2018/wordml/cex" xmlns:w16cid="http://schemas.microsoft.com/office/word/2016/wordml/cid" xmlns:w16="http://schemas.microsoft.com/office/word/2018/wordml" xmlns:w16du="http://schemas.microsoft.com/office/word/2023/wordml/word16du" xmlns:w16sdtdh="http://schemas.microsoft.com/office/word/2020/wordml/sdtdatahash" xmlns:w16sdtfl="http://schemas.microsoft.com/office/word/2024/wordml/sdtformatlock" xmlns:w16se="http://schemas.microsoft.com/office/word/2015/wordml/symex" xmlns:wpg="http://schemas.microsoft.com/office/word/2010/wordprocessingGroup" xmlns:wpi="http://schemas.microsoft.com/office/word/2010/wordprocessingInk" xmlns:wne="http://schemas.microsoft.com/office/word/2006/wordml" xmlns:wps="http://schemas.microsoft.com/office/word/2010/wordprocessingShape" mc:Ignorable="w14 w15 w16se w16cid w16 w16cex w16sdtdh w16sdtfl w16du wp14">
-  <w15:commentEx w15:paraId="79E9592C" w15:done="0"/>
-</w15:commentsEx>
-</file>
-
-<file path=word/commentsIds.xml><?xml version="1.0" encoding="utf-8"?>
-<w16cid:commentsIds xmlns:wpc="http://schemas.microsoft.com/office/word/2010/wordprocessingCanvas" xmlns:cx="http://schemas.microsoft.com/office/drawing/2014/chartex" xmlns:cx1="http://schemas.microsoft.com/office/drawing/2015/9/8/chartex" xmlns:cx2="http://schemas.microsoft.com/office/drawing/2015/10/21/chartex" xmlns:cx3="http://schemas.microsoft.com/office/drawing/2016/5/9/chartex" xmlns:cx4="http://schemas.microsoft.com/office/drawing/2016/5/10/chartex" xmlns:cx5="http://schemas.microsoft.com/office/drawing/2016/5/11/chartex" xmlns:cx6="http://schemas.microsoft.com/office/drawing/2016/5/12/chartex" xmlns:cx7="http://schemas.microsoft.com/office/drawing/2016/5/13/chartex" xmlns:cx8="http://schemas.microsoft.com/office/drawing/2016/5/14/chartex" xmlns:mc="http://schemas.openxmlformats.org/markup-compatibility/2006" xmlns:aink="http://schemas.microsoft.com/office/drawing/2016/ink" xmlns:am3d="http://schemas.microsoft.com/office/drawing/2017/model3d" xmlns:o="urn:schemas-microsoft-com:office:office" xmlns:oel="http://schemas.microsoft.com/office/2019/extlst" xmlns:r="http://schemas.openxmlformats.org/officeDocument/2006/relationships" xmlns:m="http://schemas.openxmlformats.org/officeDocument/2006/math" xmlns:v="urn:schemas-microsoft-com:vml" xmlns:wp14="http://schemas.microsoft.com/office/word/2010/wordprocessingDrawing" xmlns:wp="http://schemas.openxmlformats.org/drawingml/2006/wordprocessingDrawing" xmlns:w10="urn:schemas-microsoft-com:office:word" xmlns:w="http://schemas.openxmlformats.org/wordprocessingml/2006/main" xmlns:w14="http://schemas.microsoft.com/office/word/2010/wordml" xmlns:w15="http://schemas.microsoft.com/office/word/2012/wordml" xmlns:w16cex="http://schemas.microsoft.com/office/word/2018/wordml/cex" xmlns:w16cid="http://schemas.microsoft.com/office/word/2016/wordml/cid" xmlns:w16="http://schemas.microsoft.com/office/word/2018/wordml" xmlns:w16du="http://schemas.microsoft.com/office/word/2023/wordml/word16du" xmlns:w16sdtdh="http://schemas.microsoft.com/office/word/2020/wordml/sdtdatahash" xmlns:w16sdtfl="http://schemas.microsoft.com/office/word/2024/wordml/sdtformatlock" xmlns:w16se="http://schemas.microsoft.com/office/word/2015/wordml/symex" xmlns:wpg="http://schemas.microsoft.com/office/word/2010/wordprocessingGroup" xmlns:wpi="http://schemas.microsoft.com/office/word/2010/wordprocessingInk" xmlns:wne="http://schemas.microsoft.com/office/word/2006/wordml" xmlns:wps="http://schemas.microsoft.com/office/word/2010/wordprocessingShape" mc:Ignorable="w14 w15 w16se w16cid w16 w16cex w16sdtdh w16sdtfl w16du wp14">
-  <w16cid:commentId w16cid:paraId="79E9592C" w16cid:durableId="79E9592C"/>
-</w16cid:commentsIds>
-</file>
-
 <file path=word/endnotes.xml><?xml version="1.0" encoding="utf-8"?>
 <w:endnotes xmlns:wpc="http://schemas.microsoft.com/office/word/2010/wordprocessingCanvas" xmlns:cx="http://schemas.microsoft.com/office/drawing/2014/chartex" xmlns:cx1="http://schemas.microsoft.com/office/drawing/2015/9/8/chartex" xmlns:cx2="http://schemas.microsoft.com/office/drawing/2015/10/21/chartex" xmlns:cx3="http://schemas.microsoft.com/office/drawing/2016/5/9/chartex" xmlns:cx4="http://schemas.microsoft.com/office/drawing/2016/5/10/chartex" xmlns:cx5="http://schemas.microsoft.com/office/drawing/2016/5/11/chartex" xmlns:cx6="http://schemas.microsoft.com/office/drawing/2016/5/12/chartex" xmlns:cx7="http://schemas.microsoft.com/office/drawing/2016/5/13/chartex" xmlns:cx8="http://schemas.microsoft.com/office/drawing/2016/5/14/chartex" xmlns:mc="http://schemas.openxmlformats.org/markup-compatibility/2006" xmlns:aink="http://schemas.microsoft.com/office/drawing/2016/ink" xmlns:am3d="http://schemas.microsoft.com/office/drawing/2017/model3d" xmlns:o="urn:schemas-microsoft-com:office:office" xmlns:oel="http://schemas.microsoft.com/office/2019/extlst" xmlns:r="http://schemas.openxmlformats.org/officeDocument/2006/relationships" xmlns:m="http://schemas.openxmlformats.org/officeDocument/2006/math" xmlns:v="urn:schemas-microsoft-com:vml" xmlns:wp14="http://schemas.microsoft.com/office/word/2010/wordprocessingDrawing" xmlns:wp="http://schemas.openxmlformats.org/drawingml/2006/wordprocessingDrawing" xmlns:w10="urn:schemas-microsoft-com:office:word" xmlns:w="http://schemas.openxmlformats.org/wordprocessingml/2006/main" xmlns:w14="http://schemas.microsoft.com/office/word/2010/wordml" xmlns:w15="http://schemas.microsoft.com/office/word/2012/wordml" xmlns:w16cex="http://schemas.microsoft.com/office/word/2018/wordml/cex" xmlns:w16cid="http://schemas.microsoft.com/office/word/2016/wordml/cid" xmlns:w16="http://schemas.microsoft.com/office/word/2018/wordml" xmlns:w16du="http://schemas.microsoft.com/office/word/2023/wordml/word16du" xmlns:w16sdtdh="http://schemas.microsoft.com/office/word/2020/wordml/sdtdatahash" xmlns:w16sdtfl="http://schemas.microsoft.com/office/word/2024/wordml/sdtformatlock" xmlns:w16se="http://schemas.microsoft.com/office/word/2015/wordml/symex" xmlns:wpg="http://schemas.microsoft.com/office/word/2010/wordprocessingGroup" xmlns:wpi="http://schemas.microsoft.com/office/word/2010/wordprocessingInk" xmlns:wne="http://schemas.microsoft.com/office/word/2006/wordml" xmlns:wps="http://schemas.microsoft.com/office/word/2010/wordprocessingShape" mc:Ignorable="w14 w15 w16se w16cid w16 w16cex w16sdtdh w16sdtfl w16du wp14">
   <w:endnote w:type="separator" w:id="-1">
@@ -546,22 +403,19 @@
 </file>
 
 <file path=word/footer1.xml><?xml version="1.0" encoding="utf-8"?>
-<w:ftr xmlns:m="http://schemas.openxmlformats.org/officeDocument/2006/math" xmlns:mc="http://schemas.openxmlformats.org/markup-compatibility/2006" xmlns:mo="http://schemas.microsoft.com/office/mac/office/2008/main" xmlns:mv="urn:schemas-microsoft-com:mac:vml" xmlns:o="urn:schemas-microsoft-com:office:office" xmlns:r="http://schemas.openxmlformats.org/officeDocument/2006/relationships" xmlns:v="urn:schemas-microsoft-com:vml" xmlns:w10="urn:schemas-microsoft-com:office:word" xmlns:w14="http://schemas.microsoft.com/office/word/2010/wordml" xmlns:w="http://schemas.openxmlformats.org/wordprocessingml/2006/main" xmlns:wne="http://schemas.microsoft.com/office/word/2006/wordml" xmlns:wp14="http://schemas.microsoft.com/office/word/2010/wordprocessingDrawing" xmlns:wp="http://schemas.openxmlformats.org/drawingml/2006/wordprocessingDrawing" xmlns:wpc="http://schemas.microsoft.com/office/word/2010/wordprocessingCanvas" xmlns:wpg="http://schemas.microsoft.com/office/word/2010/wordprocessingGroup" xmlns:wpi="http://schemas.microsoft.com/office/word/2010/wordprocessingInk" xmlns:wps="http://schemas.microsoft.com/office/word/2010/wordprocessingShape" mc:Ignorable="w14 wp14">
+<w:ftr xmlns:wpc="http://schemas.microsoft.com/office/word/2010/wordprocessingCanvas" xmlns:cx="http://schemas.microsoft.com/office/drawing/2014/chartex" xmlns:cx1="http://schemas.microsoft.com/office/drawing/2015/9/8/chartex" xmlns:cx2="http://schemas.microsoft.com/office/drawing/2015/10/21/chartex" xmlns:cx3="http://schemas.microsoft.com/office/drawing/2016/5/9/chartex" xmlns:cx4="http://schemas.microsoft.com/office/drawing/2016/5/10/chartex" xmlns:cx5="http://schemas.microsoft.com/office/drawing/2016/5/11/chartex" xmlns:cx6="http://schemas.microsoft.com/office/drawing/2016/5/12/chartex" xmlns:cx7="http://schemas.microsoft.com/office/drawing/2016/5/13/chartex" xmlns:cx8="http://schemas.microsoft.com/office/drawing/2016/5/14/chartex" xmlns:mc="http://schemas.openxmlformats.org/markup-compatibility/2006" xmlns:aink="http://schemas.microsoft.com/office/drawing/2016/ink" xmlns:am3d="http://schemas.microsoft.com/office/drawing/2017/model3d" xmlns:o="urn:schemas-microsoft-com:office:office" xmlns:oel="http://schemas.microsoft.com/office/2019/extlst" xmlns:r="http://schemas.openxmlformats.org/officeDocument/2006/relationships" xmlns:m="http://schemas.openxmlformats.org/officeDocument/2006/math" xmlns:v="urn:schemas-microsoft-com:vml" xmlns:wp14="http://schemas.microsoft.com/office/word/2010/wordprocessingDrawing" xmlns:wp="http://schemas.openxmlformats.org/drawingml/2006/wordprocessingDrawing" xmlns:w10="urn:schemas-microsoft-com:office:word" xmlns:w="http://schemas.openxmlformats.org/wordprocessingml/2006/main" xmlns:w14="http://schemas.microsoft.com/office/word/2010/wordml" xmlns:w15="http://schemas.microsoft.com/office/word/2012/wordml" xmlns:w16cex="http://schemas.microsoft.com/office/word/2018/wordml/cex" xmlns:w16cid="http://schemas.microsoft.com/office/word/2016/wordml/cid" xmlns:w16="http://schemas.microsoft.com/office/word/2018/wordml" xmlns:w16du="http://schemas.microsoft.com/office/word/2023/wordml/word16du" xmlns:w16sdtdh="http://schemas.microsoft.com/office/word/2020/wordml/sdtdatahash" xmlns:w16sdtfl="http://schemas.microsoft.com/office/word/2024/wordml/sdtformatlock" xmlns:w16se="http://schemas.microsoft.com/office/word/2015/wordml/symex" xmlns:wpg="http://schemas.microsoft.com/office/word/2010/wordprocessingGroup" xmlns:wpi="http://schemas.microsoft.com/office/word/2010/wordprocessingInk" xmlns:wne="http://schemas.microsoft.com/office/word/2006/wordml" xmlns:wps="http://schemas.microsoft.com/office/word/2010/wordprocessingShape" mc:Ignorable="w14 w15 w16se w16cid w16 w16cex w16sdtdh w16sdtfl w16du wp14">
   <w:p>
     <w:pPr>
-      <w:spacing w:line="240" w:lineRule="auto" w:before="0" w:after="0"/>
-      <w:jc w:val="left"/>
+      <w:spacing w:after="0" w:line="240" w:lineRule="auto"/>
     </w:pPr>
     <w:r>
       <w:rPr>
-        <w:rFonts w:ascii="Aptos" w:hAnsi="Aptos" w:eastAsia="Aptos" w:cs="Aptos"/>
         <w:sz w:val="18"/>
       </w:rPr>
       <w:t xml:space="preserve">From J.M. Larson and H.L. Stedge, </w:t>
     </w:r>
     <w:r>
       <w:rPr>
-        <w:rFonts w:ascii="Aptos" w:hAnsi="Aptos" w:eastAsia="Aptos" w:cs="Aptos"/>
         <w:i/>
         <w:sz w:val="18"/>
       </w:rPr>
@@ -569,7 +423,6 @@
     </w:r>
     <w:r>
       <w:rPr>
-        <w:rFonts w:ascii="Aptos" w:hAnsi="Aptos" w:eastAsia="Aptos" w:cs="Aptos"/>
         <w:sz w:val="18"/>
       </w:rPr>
       <w:t xml:space="preserve"> (Human Kinetics, 2027).</w:t>
@@ -3675,17 +3528,6 @@
     <w:abstractNumId w:val="15"/>
   </w:num>
 </w:numbering>
-</file>
-
-<file path=word/people.xml><?xml version="1.0" encoding="utf-8"?>
-<w15:people xmlns:wpc="http://schemas.microsoft.com/office/word/2010/wordprocessingCanvas" xmlns:cx="http://schemas.microsoft.com/office/drawing/2014/chartex" xmlns:cx1="http://schemas.microsoft.com/office/drawing/2015/9/8/chartex" xmlns:cx2="http://schemas.microsoft.com/office/drawing/2015/10/21/chartex" xmlns:cx3="http://schemas.microsoft.com/office/drawing/2016/5/9/chartex" xmlns:cx4="http://schemas.microsoft.com/office/drawing/2016/5/10/chartex" xmlns:cx5="http://schemas.microsoft.com/office/drawing/2016/5/11/chartex" xmlns:cx6="http://schemas.microsoft.com/office/drawing/2016/5/12/chartex" xmlns:cx7="http://schemas.microsoft.com/office/drawing/2016/5/13/chartex" xmlns:cx8="http://schemas.microsoft.com/office/drawing/2016/5/14/chartex" xmlns:mc="http://schemas.openxmlformats.org/markup-compatibility/2006" xmlns:aink="http://schemas.microsoft.com/office/drawing/2016/ink" xmlns:am3d="http://schemas.microsoft.com/office/drawing/2017/model3d" xmlns:o="urn:schemas-microsoft-com:office:office" xmlns:oel="http://schemas.microsoft.com/office/2019/extlst" xmlns:r="http://schemas.openxmlformats.org/officeDocument/2006/relationships" xmlns:m="http://schemas.openxmlformats.org/officeDocument/2006/math" xmlns:v="urn:schemas-microsoft-com:vml" xmlns:wp14="http://schemas.microsoft.com/office/word/2010/wordprocessingDrawing" xmlns:wp="http://schemas.openxmlformats.org/drawingml/2006/wordprocessingDrawing" xmlns:w10="urn:schemas-microsoft-com:office:word" xmlns:w="http://schemas.openxmlformats.org/wordprocessingml/2006/main" xmlns:w14="http://schemas.microsoft.com/office/word/2010/wordml" xmlns:w15="http://schemas.microsoft.com/office/word/2012/wordml" xmlns:w16cex="http://schemas.microsoft.com/office/word/2018/wordml/cex" xmlns:w16cid="http://schemas.microsoft.com/office/word/2016/wordml/cid" xmlns:w16="http://schemas.microsoft.com/office/word/2018/wordml" xmlns:w16du="http://schemas.microsoft.com/office/word/2023/wordml/word16du" xmlns:w16sdtdh="http://schemas.microsoft.com/office/word/2020/wordml/sdtdatahash" xmlns:w16sdtfl="http://schemas.microsoft.com/office/word/2024/wordml/sdtformatlock" xmlns:w16se="http://schemas.microsoft.com/office/word/2015/wordml/symex" xmlns:wpg="http://schemas.microsoft.com/office/word/2010/wordprocessingGroup" xmlns:wpi="http://schemas.microsoft.com/office/word/2010/wordprocessingInk" xmlns:wne="http://schemas.microsoft.com/office/word/2006/wordml" xmlns:wps="http://schemas.microsoft.com/office/word/2010/wordprocessingShape" mc:Ignorable="w14 w15 w16se w16cid w16 w16cex w16sdtdh w16sdtfl w16du wp14">
-  <w15:person w15:author="Anna Seaman">
-    <w15:presenceInfo w15:providerId="AD" w15:userId="S::AnnaS@hkusa.com::713ab380-bdda-4997-81d0-fa539102c996"/>
-  </w15:person>
-  <w15:person w15:author="ED">
-    <w15:presenceInfo w15:providerId="None" w15:userId="ED"/>
-  </w15:person>
-</w15:people>
 </file>
 
 <file path=word/styles.xml><?xml version="1.0" encoding="utf-8"?>
@@ -4089,7 +3931,7 @@
     <w:name w:val="Normal"/>
     <w:qFormat/>
     <w:rPr>
-      <w:rFonts w:ascii="Aptos" w:hAnsi="Aptos" w:eastAsia="Aptos" w:cs="Aptos"/>
+      <w:rFonts w:ascii="Aptos" w:eastAsia="Aptos" w:hAnsi="Aptos" w:cs="Aptos"/>
     </w:rPr>
   </w:style>
   <w:style w:type="paragraph" w:styleId="Heading1">
@@ -4300,6 +4142,7 @@
   <w:style w:type="character" w:default="1" w:styleId="DefaultParagraphFont">
     <w:name w:val="Default Paragraph Font"/>
     <w:uiPriority w:val="1"/>
+    <w:semiHidden/>
     <w:unhideWhenUsed/>
   </w:style>
   <w:style w:type="table" w:default="1" w:styleId="TableNormal">

--- a/assets/downloads/simulation-31/personnel-equipment-and-moulage.docx
+++ b/assets/downloads/simulation-31/personnel-equipment-and-moulage.docx
@@ -17,6 +17,17 @@
         <w:rPr>
           <w:rFonts w:ascii="Aptos" w:eastAsia="Aptos" w:hAnsi="Aptos" w:cs="Aptos"/>
           <w:color w:val="000000"/>
+          <w:sz w:val="40"/>
+          <w:szCs w:val="40"/>
+        </w:rPr>
+        <w:t/>
+      </w:r>
+      <w:r>
+        <w:rPr>
+          <w:rFonts w:ascii="Aptos" w:eastAsia="Aptos" w:hAnsi="Aptos" w:cs="Aptos"/>
+          <w:color w:val="000000"/>
+          <w:sz w:val="40"/>
+          <w:szCs w:val="40"/>
         </w:rPr>
         <w:t>Personnel, Equipment, and Moulage</w:t>
       </w:r>
@@ -33,6 +44,7 @@
       </w:pPr>
       <w:r>
         <w:rPr>
+          <w:rFonts w:ascii="Aptos" w:hAnsi="Aptos" w:cs="Aptos" w:eastAsia="Aptos"/>
           <w:color w:val="000000"/>
           <w:sz w:val="24"/>
           <w:szCs w:val="24"/>
@@ -52,6 +64,7 @@
       </w:pPr>
       <w:r>
         <w:rPr>
+          <w:rFonts w:ascii="Aptos" w:hAnsi="Aptos" w:cs="Aptos" w:eastAsia="Aptos"/>
           <w:color w:val="000000"/>
           <w:sz w:val="24"/>
           <w:szCs w:val="24"/>
@@ -60,6 +73,7 @@
       </w:r>
       <w:r>
         <w:rPr>
+          <w:rFonts w:ascii="Aptos" w:hAnsi="Aptos" w:cs="Aptos" w:eastAsia="Aptos"/>
           <w:color w:val="000000"/>
           <w:sz w:val="24"/>
           <w:szCs w:val="24"/>
@@ -68,6 +82,7 @@
       </w:r>
       <w:r>
         <w:rPr>
+          <w:rFonts w:ascii="Aptos" w:hAnsi="Aptos" w:cs="Aptos" w:eastAsia="Aptos"/>
           <w:color w:val="000000"/>
           <w:sz w:val="24"/>
           <w:szCs w:val="24"/>
@@ -76,6 +91,7 @@
       </w:r>
       <w:r>
         <w:rPr>
+          <w:rFonts w:ascii="Aptos" w:hAnsi="Aptos" w:cs="Aptos" w:eastAsia="Aptos"/>
           <w:color w:val="000000"/>
           <w:sz w:val="24"/>
           <w:szCs w:val="24"/>
@@ -84,6 +100,7 @@
       </w:r>
       <w:r>
         <w:rPr>
+          <w:rFonts w:ascii="Aptos" w:hAnsi="Aptos" w:cs="Aptos" w:eastAsia="Aptos"/>
           <w:color w:val="000000"/>
           <w:sz w:val="24"/>
           <w:szCs w:val="24"/>
@@ -92,6 +109,7 @@
       </w:r>
       <w:r>
         <w:rPr>
+          <w:rFonts w:ascii="Aptos" w:hAnsi="Aptos" w:cs="Aptos" w:eastAsia="Aptos"/>
           <w:color w:val="000000"/>
           <w:sz w:val="24"/>
           <w:szCs w:val="24"/>
@@ -100,6 +118,7 @@
       </w:r>
       <w:r>
         <w:rPr>
+          <w:rFonts w:ascii="Aptos" w:hAnsi="Aptos" w:cs="Aptos" w:eastAsia="Aptos"/>
           <w:color w:val="000000"/>
           <w:sz w:val="24"/>
           <w:szCs w:val="24"/>
@@ -108,6 +127,7 @@
       </w:r>
       <w:r>
         <w:rPr>
+          <w:rFonts w:ascii="Aptos" w:hAnsi="Aptos" w:cs="Aptos" w:eastAsia="Aptos"/>
           <w:color w:val="000000"/>
           <w:sz w:val="24"/>
           <w:szCs w:val="24"/>
@@ -116,6 +136,7 @@
       </w:r>
       <w:r>
         <w:rPr>
+          <w:rFonts w:ascii="Aptos" w:hAnsi="Aptos" w:cs="Aptos" w:eastAsia="Aptos"/>
           <w:color w:val="000000"/>
           <w:sz w:val="24"/>
           <w:szCs w:val="24"/>
@@ -124,6 +145,7 @@
       </w:r>
       <w:r>
         <w:rPr>
+          <w:rFonts w:ascii="Aptos" w:hAnsi="Aptos" w:cs="Aptos" w:eastAsia="Aptos"/>
           <w:color w:val="000000"/>
           <w:sz w:val="24"/>
           <w:szCs w:val="24"/>
@@ -132,6 +154,7 @@
       </w:r>
       <w:r>
         <w:rPr>
+          <w:rFonts w:ascii="Aptos" w:hAnsi="Aptos" w:cs="Aptos" w:eastAsia="Aptos"/>
           <w:color w:val="000000"/>
           <w:sz w:val="24"/>
           <w:szCs w:val="24"/>
@@ -140,6 +163,7 @@
       </w:r>
       <w:r>
         <w:rPr>
+          <w:rFonts w:ascii="Aptos" w:hAnsi="Aptos" w:cs="Aptos" w:eastAsia="Aptos"/>
           <w:color w:val="000000"/>
           <w:sz w:val="24"/>
           <w:szCs w:val="24"/>
@@ -148,6 +172,7 @@
       </w:r>
       <w:r>
         <w:rPr>
+          <w:rFonts w:ascii="Aptos" w:hAnsi="Aptos" w:cs="Aptos" w:eastAsia="Aptos"/>
           <w:color w:val="000000"/>
           <w:sz w:val="24"/>
           <w:szCs w:val="24"/>
@@ -156,6 +181,7 @@
       </w:r>
       <w:r>
         <w:rPr>
+          <w:rFonts w:ascii="Aptos" w:hAnsi="Aptos" w:cs="Aptos" w:eastAsia="Aptos"/>
           <w:color w:val="000000"/>
           <w:sz w:val="24"/>
           <w:szCs w:val="24"/>
@@ -164,6 +190,7 @@
       </w:r>
       <w:r>
         <w:rPr>
+          <w:rFonts w:ascii="Aptos" w:hAnsi="Aptos" w:cs="Aptos" w:eastAsia="Aptos"/>
           <w:color w:val="000000"/>
           <w:sz w:val="24"/>
           <w:szCs w:val="24"/>
@@ -172,6 +199,7 @@
       </w:r>
       <w:r>
         <w:rPr>
+          <w:rFonts w:ascii="Aptos" w:hAnsi="Aptos" w:cs="Aptos" w:eastAsia="Aptos"/>
           <w:color w:val="000000"/>
           <w:sz w:val="24"/>
           <w:szCs w:val="24"/>
@@ -180,6 +208,7 @@
       </w:r>
       <w:r>
         <w:rPr>
+          <w:rFonts w:ascii="Aptos" w:hAnsi="Aptos" w:cs="Aptos" w:eastAsia="Aptos"/>
           <w:color w:val="000000"/>
           <w:sz w:val="24"/>
           <w:szCs w:val="24"/>
@@ -188,6 +217,7 @@
       </w:r>
       <w:r>
         <w:rPr>
+          <w:rFonts w:ascii="Aptos" w:hAnsi="Aptos" w:cs="Aptos" w:eastAsia="Aptos"/>
           <w:color w:val="000000"/>
           <w:sz w:val="24"/>
           <w:szCs w:val="24"/>
@@ -196,6 +226,7 @@
       </w:r>
       <w:r>
         <w:rPr>
+          <w:rFonts w:ascii="Aptos" w:hAnsi="Aptos" w:cs="Aptos" w:eastAsia="Aptos"/>
           <w:color w:val="000000"/>
           <w:sz w:val="24"/>
           <w:szCs w:val="24"/>
@@ -204,6 +235,7 @@
       </w:r>
       <w:r>
         <w:rPr>
+          <w:rFonts w:ascii="Aptos" w:hAnsi="Aptos" w:cs="Aptos" w:eastAsia="Aptos"/>
           <w:color w:val="000000"/>
           <w:sz w:val="24"/>
           <w:szCs w:val="24"/>
@@ -212,6 +244,7 @@
       </w:r>
       <w:r>
         <w:rPr>
+          <w:rFonts w:ascii="Aptos" w:hAnsi="Aptos" w:cs="Aptos" w:eastAsia="Aptos"/>
           <w:color w:val="000000"/>
           <w:sz w:val="24"/>
           <w:szCs w:val="24"/>
@@ -220,6 +253,7 @@
       </w:r>
       <w:r>
         <w:rPr>
+          <w:rFonts w:ascii="Aptos" w:hAnsi="Aptos" w:cs="Aptos" w:eastAsia="Aptos"/>
           <w:color w:val="000000"/>
           <w:sz w:val="24"/>
           <w:szCs w:val="24"/>
@@ -228,6 +262,7 @@
       </w:r>
       <w:r>
         <w:rPr>
+          <w:rFonts w:ascii="Aptos" w:hAnsi="Aptos" w:cs="Aptos" w:eastAsia="Aptos"/>
           <w:color w:val="000000"/>
           <w:sz w:val="24"/>
           <w:szCs w:val="24"/>
@@ -236,6 +271,7 @@
       </w:r>
       <w:r>
         <w:rPr>
+          <w:rFonts w:ascii="Aptos" w:hAnsi="Aptos" w:cs="Aptos" w:eastAsia="Aptos"/>
           <w:color w:val="000000"/>
           <w:sz w:val="24"/>
           <w:szCs w:val="24"/>
@@ -244,6 +280,7 @@
       </w:r>
       <w:r>
         <w:rPr>
+          <w:rFonts w:ascii="Aptos" w:hAnsi="Aptos" w:cs="Aptos" w:eastAsia="Aptos"/>
           <w:color w:val="000000"/>
           <w:sz w:val="24"/>
           <w:szCs w:val="24"/>
@@ -252,6 +289,7 @@
       </w:r>
       <w:r>
         <w:rPr>
+          <w:rFonts w:ascii="Aptos" w:hAnsi="Aptos" w:cs="Aptos" w:eastAsia="Aptos"/>
           <w:color w:val="000000"/>
           <w:sz w:val="24"/>
           <w:szCs w:val="24"/>
@@ -271,6 +309,16 @@
       </w:pPr>
       <w:r>
         <w:rPr>
+          <w:rFonts w:ascii="Aptos" w:hAnsi="Aptos" w:cs="Aptos" w:eastAsia="Aptos"/>
+          <w:color w:val="000000"/>
+          <w:sz w:val="24"/>
+          <w:szCs w:val="24"/>
+        </w:rPr>
+        <w:t/>
+      </w:r>
+      <w:r>
+        <w:rPr>
+          <w:rFonts w:ascii="Aptos" w:hAnsi="Aptos" w:cs="Aptos" w:eastAsia="Aptos"/>
           <w:color w:val="000000"/>
           <w:sz w:val="24"/>
           <w:szCs w:val="24"/>
@@ -295,6 +343,7 @@
       </w:pPr>
       <w:r>
         <w:rPr>
+          <w:rFonts w:ascii="Aptos" w:hAnsi="Aptos" w:cs="Aptos" w:eastAsia="Aptos"/>
           <w:color w:val="000000"/>
           <w:sz w:val="24"/>
           <w:szCs w:val="24"/>
@@ -319,6 +368,7 @@
       </w:pPr>
       <w:r>
         <w:rPr>
+          <w:rFonts w:ascii="Aptos" w:hAnsi="Aptos" w:cs="Aptos" w:eastAsia="Aptos"/>
           <w:color w:val="000000"/>
           <w:sz w:val="24"/>
           <w:szCs w:val="24"/>
@@ -343,6 +393,7 @@
       </w:pPr>
       <w:r>
         <w:rPr>
+          <w:rFonts w:ascii="Aptos" w:hAnsi="Aptos" w:cs="Aptos" w:eastAsia="Aptos"/>
           <w:color w:val="000000"/>
           <w:sz w:val="24"/>
           <w:szCs w:val="24"/>
@@ -351,6 +402,7 @@
       </w:r>
       <w:r>
         <w:rPr>
+          <w:rFonts w:ascii="Aptos" w:hAnsi="Aptos" w:cs="Aptos" w:eastAsia="Aptos"/>
           <w:color w:val="000000"/>
           <w:sz w:val="24"/>
           <w:szCs w:val="24"/>
@@ -359,6 +411,7 @@
       </w:r>
       <w:r>
         <w:rPr>
+          <w:rFonts w:ascii="Aptos" w:hAnsi="Aptos" w:cs="Aptos" w:eastAsia="Aptos"/>
           <w:color w:val="000000"/>
           <w:sz w:val="24"/>
           <w:szCs w:val="24"/>
@@ -367,7 +420,7 @@
       </w:r>
     </w:p>
     <w:sectPr>
-      <w:footerReference w:type="default" r:id="rId8"/>
+      <w:footerReference w:type="default" r:id="rId14"/>
       <w:pgSz w:w="12240" w:h="15840"/>
       <w:pgMar w:top="1440" w:right="1440" w:bottom="1440" w:left="1440" w:header="706" w:footer="706" w:gutter="0"/>
       <w:cols w:space="720"/>
@@ -377,6 +430,42 @@
 </w:document>
 </file>
 
+<file path=word/comments.xml><?xml version="1.0" encoding="utf-8"?>
+<w:comments xmlns:wpc="http://schemas.microsoft.com/office/word/2010/wordprocessingCanvas" xmlns:cx="http://schemas.microsoft.com/office/drawing/2014/chartex" xmlns:cx1="http://schemas.microsoft.com/office/drawing/2015/9/8/chartex" xmlns:cx2="http://schemas.microsoft.com/office/drawing/2015/10/21/chartex" xmlns:cx3="http://schemas.microsoft.com/office/drawing/2016/5/9/chartex" xmlns:cx4="http://schemas.microsoft.com/office/drawing/2016/5/10/chartex" xmlns:cx5="http://schemas.microsoft.com/office/drawing/2016/5/11/chartex" xmlns:cx6="http://schemas.microsoft.com/office/drawing/2016/5/12/chartex" xmlns:cx7="http://schemas.microsoft.com/office/drawing/2016/5/13/chartex" xmlns:cx8="http://schemas.microsoft.com/office/drawing/2016/5/14/chartex" xmlns:mc="http://schemas.openxmlformats.org/markup-compatibility/2006" xmlns:aink="http://schemas.microsoft.com/office/drawing/2016/ink" xmlns:am3d="http://schemas.microsoft.com/office/drawing/2017/model3d" xmlns:o="urn:schemas-microsoft-com:office:office" xmlns:oel="http://schemas.microsoft.com/office/2019/extlst" xmlns:r="http://schemas.openxmlformats.org/officeDocument/2006/relationships" xmlns:m="http://schemas.openxmlformats.org/officeDocument/2006/math" xmlns:v="urn:schemas-microsoft-com:vml" xmlns:wp14="http://schemas.microsoft.com/office/word/2010/wordprocessingDrawing" xmlns:wp="http://schemas.openxmlformats.org/drawingml/2006/wordprocessingDrawing" xmlns:w10="urn:schemas-microsoft-com:office:word" xmlns:w="http://schemas.openxmlformats.org/wordprocessingml/2006/main" xmlns:w14="http://schemas.microsoft.com/office/word/2010/wordml" xmlns:w15="http://schemas.microsoft.com/office/word/2012/wordml" xmlns:w16cex="http://schemas.microsoft.com/office/word/2018/wordml/cex" xmlns:w16cid="http://schemas.microsoft.com/office/word/2016/wordml/cid" xmlns:w16="http://schemas.microsoft.com/office/word/2018/wordml" xmlns:w16du="http://schemas.microsoft.com/office/word/2023/wordml/word16du" xmlns:w16sdtdh="http://schemas.microsoft.com/office/word/2020/wordml/sdtdatahash" xmlns:w16sdtfl="http://schemas.microsoft.com/office/word/2024/wordml/sdtformatlock" xmlns:w16se="http://schemas.microsoft.com/office/word/2015/wordml/symex" xmlns:wpg="http://schemas.microsoft.com/office/word/2010/wordprocessingGroup" xmlns:wpi="http://schemas.microsoft.com/office/word/2010/wordprocessingInk" xmlns:wne="http://schemas.microsoft.com/office/word/2006/wordml" xmlns:wps="http://schemas.microsoft.com/office/word/2010/wordprocessingShape" mc:Ignorable="w14 w15 w16se w16cid w16 w16cex w16sdtdh w16sdtfl w16du wp14">
+  <w:comment w:id="344" w:author="ED" w:date="2026-05-22T23:15:00Z" w:initials="ED">
+    <w:p>
+      <w:pPr>
+        <w:pStyle w:val="CommentText"/>
+      </w:pPr>
+      <w:r>
+        <w:rPr>
+          <w:rStyle w:val="CommentReference"/>
+        </w:rPr>
+        <w:annotationRef/>
+      </w:r>
+      <w:r>
+        <w:rPr>
+          <w:rFonts w:ascii="Aptos" w:hAnsi="Aptos" w:eastAsia="Aptos" w:cs="Aptos"/>
+        </w:rPr>
+        <w:t>Comp: Set as sublist</w:t>
+      </w:r>
+    </w:p>
+  </w:comment>
+</w:comments>
+</file>
+
+<file path=word/commentsExtended.xml><?xml version="1.0" encoding="utf-8"?>
+<w15:commentsEx xmlns:wpc="http://schemas.microsoft.com/office/word/2010/wordprocessingCanvas" xmlns:cx="http://schemas.microsoft.com/office/drawing/2014/chartex" xmlns:cx1="http://schemas.microsoft.com/office/drawing/2015/9/8/chartex" xmlns:cx2="http://schemas.microsoft.com/office/drawing/2015/10/21/chartex" xmlns:cx3="http://schemas.microsoft.com/office/drawing/2016/5/9/chartex" xmlns:cx4="http://schemas.microsoft.com/office/drawing/2016/5/10/chartex" xmlns:cx5="http://schemas.microsoft.com/office/drawing/2016/5/11/chartex" xmlns:cx6="http://schemas.microsoft.com/office/drawing/2016/5/12/chartex" xmlns:cx7="http://schemas.microsoft.com/office/drawing/2016/5/13/chartex" xmlns:cx8="http://schemas.microsoft.com/office/drawing/2016/5/14/chartex" xmlns:mc="http://schemas.openxmlformats.org/markup-compatibility/2006" xmlns:aink="http://schemas.microsoft.com/office/drawing/2016/ink" xmlns:am3d="http://schemas.microsoft.com/office/drawing/2017/model3d" xmlns:o="urn:schemas-microsoft-com:office:office" xmlns:oel="http://schemas.microsoft.com/office/2019/extlst" xmlns:r="http://schemas.openxmlformats.org/officeDocument/2006/relationships" xmlns:m="http://schemas.openxmlformats.org/officeDocument/2006/math" xmlns:v="urn:schemas-microsoft-com:vml" xmlns:wp14="http://schemas.microsoft.com/office/word/2010/wordprocessingDrawing" xmlns:wp="http://schemas.openxmlformats.org/drawingml/2006/wordprocessingDrawing" xmlns:w10="urn:schemas-microsoft-com:office:word" xmlns:w="http://schemas.openxmlformats.org/wordprocessingml/2006/main" xmlns:w14="http://schemas.microsoft.com/office/word/2010/wordml" xmlns:w15="http://schemas.microsoft.com/office/word/2012/wordml" xmlns:w16cex="http://schemas.microsoft.com/office/word/2018/wordml/cex" xmlns:w16cid="http://schemas.microsoft.com/office/word/2016/wordml/cid" xmlns:w16="http://schemas.microsoft.com/office/word/2018/wordml" xmlns:w16du="http://schemas.microsoft.com/office/word/2023/wordml/word16du" xmlns:w16sdtdh="http://schemas.microsoft.com/office/word/2020/wordml/sdtdatahash" xmlns:w16sdtfl="http://schemas.microsoft.com/office/word/2024/wordml/sdtformatlock" xmlns:w16se="http://schemas.microsoft.com/office/word/2015/wordml/symex" xmlns:wpg="http://schemas.microsoft.com/office/word/2010/wordprocessingGroup" xmlns:wpi="http://schemas.microsoft.com/office/word/2010/wordprocessingInk" xmlns:wne="http://schemas.microsoft.com/office/word/2006/wordml" xmlns:wps="http://schemas.microsoft.com/office/word/2010/wordprocessingShape" mc:Ignorable="w14 w15 w16se w16cid w16 w16cex w16sdtdh w16sdtfl w16du wp14">
+  <w15:commentEx w15:paraId="79E9592C" w15:done="0"/>
+</w15:commentsEx>
+</file>
+
+<file path=word/commentsIds.xml><?xml version="1.0" encoding="utf-8"?>
+<w16cid:commentsIds xmlns:wpc="http://schemas.microsoft.com/office/word/2010/wordprocessingCanvas" xmlns:cx="http://schemas.microsoft.com/office/drawing/2014/chartex" xmlns:cx1="http://schemas.microsoft.com/office/drawing/2015/9/8/chartex" xmlns:cx2="http://schemas.microsoft.com/office/drawing/2015/10/21/chartex" xmlns:cx3="http://schemas.microsoft.com/office/drawing/2016/5/9/chartex" xmlns:cx4="http://schemas.microsoft.com/office/drawing/2016/5/10/chartex" xmlns:cx5="http://schemas.microsoft.com/office/drawing/2016/5/11/chartex" xmlns:cx6="http://schemas.microsoft.com/office/drawing/2016/5/12/chartex" xmlns:cx7="http://schemas.microsoft.com/office/drawing/2016/5/13/chartex" xmlns:cx8="http://schemas.microsoft.com/office/drawing/2016/5/14/chartex" xmlns:mc="http://schemas.openxmlformats.org/markup-compatibility/2006" xmlns:aink="http://schemas.microsoft.com/office/drawing/2016/ink" xmlns:am3d="http://schemas.microsoft.com/office/drawing/2017/model3d" xmlns:o="urn:schemas-microsoft-com:office:office" xmlns:oel="http://schemas.microsoft.com/office/2019/extlst" xmlns:r="http://schemas.openxmlformats.org/officeDocument/2006/relationships" xmlns:m="http://schemas.openxmlformats.org/officeDocument/2006/math" xmlns:v="urn:schemas-microsoft-com:vml" xmlns:wp14="http://schemas.microsoft.com/office/word/2010/wordprocessingDrawing" xmlns:wp="http://schemas.openxmlformats.org/drawingml/2006/wordprocessingDrawing" xmlns:w10="urn:schemas-microsoft-com:office:word" xmlns:w="http://schemas.openxmlformats.org/wordprocessingml/2006/main" xmlns:w14="http://schemas.microsoft.com/office/word/2010/wordml" xmlns:w15="http://schemas.microsoft.com/office/word/2012/wordml" xmlns:w16cex="http://schemas.microsoft.com/office/word/2018/wordml/cex" xmlns:w16cid="http://schemas.microsoft.com/office/word/2016/wordml/cid" xmlns:w16="http://schemas.microsoft.com/office/word/2018/wordml" xmlns:w16du="http://schemas.microsoft.com/office/word/2023/wordml/word16du" xmlns:w16sdtdh="http://schemas.microsoft.com/office/word/2020/wordml/sdtdatahash" xmlns:w16sdtfl="http://schemas.microsoft.com/office/word/2024/wordml/sdtformatlock" xmlns:w16se="http://schemas.microsoft.com/office/word/2015/wordml/symex" xmlns:wpg="http://schemas.microsoft.com/office/word/2010/wordprocessingGroup" xmlns:wpi="http://schemas.microsoft.com/office/word/2010/wordprocessingInk" xmlns:wne="http://schemas.microsoft.com/office/word/2006/wordml" xmlns:wps="http://schemas.microsoft.com/office/word/2010/wordprocessingShape" mc:Ignorable="w14 w15 w16se w16cid w16 w16cex w16sdtdh w16sdtfl w16du wp14">
+  <w16cid:commentId w16cid:paraId="79E9592C" w16cid:durableId="79E9592C"/>
+</w16cid:commentsIds>
+</file>
+
 <file path=word/endnotes.xml><?xml version="1.0" encoding="utf-8"?>
 <w:endnotes xmlns:wpc="http://schemas.microsoft.com/office/word/2010/wordprocessingCanvas" xmlns:cx="http://schemas.microsoft.com/office/drawing/2014/chartex" xmlns:cx1="http://schemas.microsoft.com/office/drawing/2015/9/8/chartex" xmlns:cx2="http://schemas.microsoft.com/office/drawing/2015/10/21/chartex" xmlns:cx3="http://schemas.microsoft.com/office/drawing/2016/5/9/chartex" xmlns:cx4="http://schemas.microsoft.com/office/drawing/2016/5/10/chartex" xmlns:cx5="http://schemas.microsoft.com/office/drawing/2016/5/11/chartex" xmlns:cx6="http://schemas.microsoft.com/office/drawing/2016/5/12/chartex" xmlns:cx7="http://schemas.microsoft.com/office/drawing/2016/5/13/chartex" xmlns:cx8="http://schemas.microsoft.com/office/drawing/2016/5/14/chartex" xmlns:mc="http://schemas.openxmlformats.org/markup-compatibility/2006" xmlns:aink="http://schemas.microsoft.com/office/drawing/2016/ink" xmlns:am3d="http://schemas.microsoft.com/office/drawing/2017/model3d" xmlns:o="urn:schemas-microsoft-com:office:office" xmlns:oel="http://schemas.microsoft.com/office/2019/extlst" xmlns:r="http://schemas.openxmlformats.org/officeDocument/2006/relationships" xmlns:m="http://schemas.openxmlformats.org/officeDocument/2006/math" xmlns:v="urn:schemas-microsoft-com:vml" xmlns:wp14="http://schemas.microsoft.com/office/word/2010/wordprocessingDrawing" xmlns:wp="http://schemas.openxmlformats.org/drawingml/2006/wordprocessingDrawing" xmlns:w10="urn:schemas-microsoft-com:office:word" xmlns:w="http://schemas.openxmlformats.org/wordprocessingml/2006/main" xmlns:w14="http://schemas.microsoft.com/office/word/2010/wordml" xmlns:w15="http://schemas.microsoft.com/office/word/2012/wordml" xmlns:w16cex="http://schemas.microsoft.com/office/word/2018/wordml/cex" xmlns:w16cid="http://schemas.microsoft.com/office/word/2016/wordml/cid" xmlns:w16="http://schemas.microsoft.com/office/word/2018/wordml" xmlns:w16du="http://schemas.microsoft.com/office/word/2023/wordml/word16du" xmlns:w16sdtdh="http://schemas.microsoft.com/office/word/2020/wordml/sdtdatahash" xmlns:w16sdtfl="http://schemas.microsoft.com/office/word/2024/wordml/sdtformatlock" xmlns:w16se="http://schemas.microsoft.com/office/word/2015/wordml/symex" xmlns:wpg="http://schemas.microsoft.com/office/word/2010/wordprocessingGroup" xmlns:wpi="http://schemas.microsoft.com/office/word/2010/wordprocessingInk" xmlns:wne="http://schemas.microsoft.com/office/word/2006/wordml" xmlns:wps="http://schemas.microsoft.com/office/word/2010/wordprocessingShape" mc:Ignorable="w14 w15 w16se w16cid w16 w16cex w16sdtdh w16sdtfl w16du wp14">
   <w:endnote w:type="separator" w:id="-1">
@@ -403,19 +492,22 @@
 </file>
 
 <file path=word/footer1.xml><?xml version="1.0" encoding="utf-8"?>
-<w:ftr xmlns:wpc="http://schemas.microsoft.com/office/word/2010/wordprocessingCanvas" xmlns:cx="http://schemas.microsoft.com/office/drawing/2014/chartex" xmlns:cx1="http://schemas.microsoft.com/office/drawing/2015/9/8/chartex" xmlns:cx2="http://schemas.microsoft.com/office/drawing/2015/10/21/chartex" xmlns:cx3="http://schemas.microsoft.com/office/drawing/2016/5/9/chartex" xmlns:cx4="http://schemas.microsoft.com/office/drawing/2016/5/10/chartex" xmlns:cx5="http://schemas.microsoft.com/office/drawing/2016/5/11/chartex" xmlns:cx6="http://schemas.microsoft.com/office/drawing/2016/5/12/chartex" xmlns:cx7="http://schemas.microsoft.com/office/drawing/2016/5/13/chartex" xmlns:cx8="http://schemas.microsoft.com/office/drawing/2016/5/14/chartex" xmlns:mc="http://schemas.openxmlformats.org/markup-compatibility/2006" xmlns:aink="http://schemas.microsoft.com/office/drawing/2016/ink" xmlns:am3d="http://schemas.microsoft.com/office/drawing/2017/model3d" xmlns:o="urn:schemas-microsoft-com:office:office" xmlns:oel="http://schemas.microsoft.com/office/2019/extlst" xmlns:r="http://schemas.openxmlformats.org/officeDocument/2006/relationships" xmlns:m="http://schemas.openxmlformats.org/officeDocument/2006/math" xmlns:v="urn:schemas-microsoft-com:vml" xmlns:wp14="http://schemas.microsoft.com/office/word/2010/wordprocessingDrawing" xmlns:wp="http://schemas.openxmlformats.org/drawingml/2006/wordprocessingDrawing" xmlns:w10="urn:schemas-microsoft-com:office:word" xmlns:w="http://schemas.openxmlformats.org/wordprocessingml/2006/main" xmlns:w14="http://schemas.microsoft.com/office/word/2010/wordml" xmlns:w15="http://schemas.microsoft.com/office/word/2012/wordml" xmlns:w16cex="http://schemas.microsoft.com/office/word/2018/wordml/cex" xmlns:w16cid="http://schemas.microsoft.com/office/word/2016/wordml/cid" xmlns:w16="http://schemas.microsoft.com/office/word/2018/wordml" xmlns:w16du="http://schemas.microsoft.com/office/word/2023/wordml/word16du" xmlns:w16sdtdh="http://schemas.microsoft.com/office/word/2020/wordml/sdtdatahash" xmlns:w16sdtfl="http://schemas.microsoft.com/office/word/2024/wordml/sdtformatlock" xmlns:w16se="http://schemas.microsoft.com/office/word/2015/wordml/symex" xmlns:wpg="http://schemas.microsoft.com/office/word/2010/wordprocessingGroup" xmlns:wpi="http://schemas.microsoft.com/office/word/2010/wordprocessingInk" xmlns:wne="http://schemas.microsoft.com/office/word/2006/wordml" xmlns:wps="http://schemas.microsoft.com/office/word/2010/wordprocessingShape" mc:Ignorable="w14 w15 w16se w16cid w16 w16cex w16sdtdh w16sdtfl w16du wp14">
+<w:ftr xmlns:m="http://schemas.openxmlformats.org/officeDocument/2006/math" xmlns:mc="http://schemas.openxmlformats.org/markup-compatibility/2006" xmlns:mo="http://schemas.microsoft.com/office/mac/office/2008/main" xmlns:mv="urn:schemas-microsoft-com:mac:vml" xmlns:o="urn:schemas-microsoft-com:office:office" xmlns:r="http://schemas.openxmlformats.org/officeDocument/2006/relationships" xmlns:v="urn:schemas-microsoft-com:vml" xmlns:w10="urn:schemas-microsoft-com:office:word" xmlns:w14="http://schemas.microsoft.com/office/word/2010/wordml" xmlns:w="http://schemas.openxmlformats.org/wordprocessingml/2006/main" xmlns:wne="http://schemas.microsoft.com/office/word/2006/wordml" xmlns:wp14="http://schemas.microsoft.com/office/word/2010/wordprocessingDrawing" xmlns:wp="http://schemas.openxmlformats.org/drawingml/2006/wordprocessingDrawing" xmlns:wpc="http://schemas.microsoft.com/office/word/2010/wordprocessingCanvas" xmlns:wpg="http://schemas.microsoft.com/office/word/2010/wordprocessingGroup" xmlns:wpi="http://schemas.microsoft.com/office/word/2010/wordprocessingInk" xmlns:wps="http://schemas.microsoft.com/office/word/2010/wordprocessingShape" mc:Ignorable="w14 wp14">
   <w:p>
     <w:pPr>
-      <w:spacing w:after="0" w:line="240" w:lineRule="auto"/>
+      <w:spacing w:line="240" w:lineRule="auto" w:before="0" w:after="0"/>
+      <w:jc w:val="left"/>
     </w:pPr>
     <w:r>
       <w:rPr>
+        <w:rFonts w:ascii="Aptos" w:hAnsi="Aptos" w:eastAsia="Aptos" w:cs="Aptos"/>
         <w:sz w:val="18"/>
       </w:rPr>
       <w:t xml:space="preserve">From J.M. Larson and H.L. Stedge, </w:t>
     </w:r>
     <w:r>
       <w:rPr>
+        <w:rFonts w:ascii="Aptos" w:hAnsi="Aptos" w:eastAsia="Aptos" w:cs="Aptos"/>
         <w:i/>
         <w:sz w:val="18"/>
       </w:rPr>
@@ -423,6 +515,7 @@
     </w:r>
     <w:r>
       <w:rPr>
+        <w:rFonts w:ascii="Aptos" w:hAnsi="Aptos" w:eastAsia="Aptos" w:cs="Aptos"/>
         <w:sz w:val="18"/>
       </w:rPr>
       <w:t xml:space="preserve"> (Human Kinetics, 2027).</w:t>
@@ -3528,6 +3621,17 @@
     <w:abstractNumId w:val="15"/>
   </w:num>
 </w:numbering>
+</file>
+
+<file path=word/people.xml><?xml version="1.0" encoding="utf-8"?>
+<w15:people xmlns:wpc="http://schemas.microsoft.com/office/word/2010/wordprocessingCanvas" xmlns:cx="http://schemas.microsoft.com/office/drawing/2014/chartex" xmlns:cx1="http://schemas.microsoft.com/office/drawing/2015/9/8/chartex" xmlns:cx2="http://schemas.microsoft.com/office/drawing/2015/10/21/chartex" xmlns:cx3="http://schemas.microsoft.com/office/drawing/2016/5/9/chartex" xmlns:cx4="http://schemas.microsoft.com/office/drawing/2016/5/10/chartex" xmlns:cx5="http://schemas.microsoft.com/office/drawing/2016/5/11/chartex" xmlns:cx6="http://schemas.microsoft.com/office/drawing/2016/5/12/chartex" xmlns:cx7="http://schemas.microsoft.com/office/drawing/2016/5/13/chartex" xmlns:cx8="http://schemas.microsoft.com/office/drawing/2016/5/14/chartex" xmlns:mc="http://schemas.openxmlformats.org/markup-compatibility/2006" xmlns:aink="http://schemas.microsoft.com/office/drawing/2016/ink" xmlns:am3d="http://schemas.microsoft.com/office/drawing/2017/model3d" xmlns:o="urn:schemas-microsoft-com:office:office" xmlns:oel="http://schemas.microsoft.com/office/2019/extlst" xmlns:r="http://schemas.openxmlformats.org/officeDocument/2006/relationships" xmlns:m="http://schemas.openxmlformats.org/officeDocument/2006/math" xmlns:v="urn:schemas-microsoft-com:vml" xmlns:wp14="http://schemas.microsoft.com/office/word/2010/wordprocessingDrawing" xmlns:wp="http://schemas.openxmlformats.org/drawingml/2006/wordprocessingDrawing" xmlns:w10="urn:schemas-microsoft-com:office:word" xmlns:w="http://schemas.openxmlformats.org/wordprocessingml/2006/main" xmlns:w14="http://schemas.microsoft.com/office/word/2010/wordml" xmlns:w15="http://schemas.microsoft.com/office/word/2012/wordml" xmlns:w16cex="http://schemas.microsoft.com/office/word/2018/wordml/cex" xmlns:w16cid="http://schemas.microsoft.com/office/word/2016/wordml/cid" xmlns:w16="http://schemas.microsoft.com/office/word/2018/wordml" xmlns:w16du="http://schemas.microsoft.com/office/word/2023/wordml/word16du" xmlns:w16sdtdh="http://schemas.microsoft.com/office/word/2020/wordml/sdtdatahash" xmlns:w16sdtfl="http://schemas.microsoft.com/office/word/2024/wordml/sdtformatlock" xmlns:w16se="http://schemas.microsoft.com/office/word/2015/wordml/symex" xmlns:wpg="http://schemas.microsoft.com/office/word/2010/wordprocessingGroup" xmlns:wpi="http://schemas.microsoft.com/office/word/2010/wordprocessingInk" xmlns:wne="http://schemas.microsoft.com/office/word/2006/wordml" xmlns:wps="http://schemas.microsoft.com/office/word/2010/wordprocessingShape" mc:Ignorable="w14 w15 w16se w16cid w16 w16cex w16sdtdh w16sdtfl w16du wp14">
+  <w15:person w15:author="Anna Seaman">
+    <w15:presenceInfo w15:providerId="AD" w15:userId="S::AnnaS@hkusa.com::713ab380-bdda-4997-81d0-fa539102c996"/>
+  </w15:person>
+  <w15:person w15:author="ED">
+    <w15:presenceInfo w15:providerId="None" w15:userId="ED"/>
+  </w15:person>
+</w15:people>
 </file>
 
 <file path=word/styles.xml><?xml version="1.0" encoding="utf-8"?>
@@ -3931,7 +4035,7 @@
     <w:name w:val="Normal"/>
     <w:qFormat/>
     <w:rPr>
-      <w:rFonts w:ascii="Aptos" w:eastAsia="Aptos" w:hAnsi="Aptos" w:cs="Aptos"/>
+      <w:rFonts w:ascii="Aptos" w:hAnsi="Aptos" w:eastAsia="Aptos" w:cs="Aptos"/>
     </w:rPr>
   </w:style>
   <w:style w:type="paragraph" w:styleId="Heading1">
@@ -4142,7 +4246,6 @@
   <w:style w:type="character" w:default="1" w:styleId="DefaultParagraphFont">
     <w:name w:val="Default Paragraph Font"/>
     <w:uiPriority w:val="1"/>
-    <w:semiHidden/>
     <w:unhideWhenUsed/>
   </w:style>
   <w:style w:type="table" w:default="1" w:styleId="TableNormal">
